--- a/eng/docx/20.content.docx
+++ b/eng/docx/20.content.docx
@@ -7,6 +7,15 @@
       <w:r/>
     </w:p>
     <w:p>
+      <w:pPr>
+        <w:pStyle w:val="Heading2"/>
+      </w:pPr>
+      <w:r>
+        <w:t>Resource: Study Notes (Tyndale)</w:t>
+      </w:r>
+      <w:r/>
+    </w:p>
+    <w:p>
       <w:r/>
       <w:r>
         <w:rPr>
@@ -46,7 +55,7 @@
         <w:pStyle w:val="Heading1"/>
       </w:pPr>
       <w:r>
-        <w:t>Aquifer Open Study Notes</w:t>
+        <w:t>Study Notes (Tyndale)</w:t>
       </w:r>
     </w:p>
     <w:p>
@@ -55,6 +64,51 @@
           <w:headerReference w:type="even" r:id="rId8"/>
           <w:headerReference w:type="default" r:id="rId9"/>
           <w:footerReference w:type="default" r:id="rId10"/>
+          <w:footnotePr>
+            <w:numRestart w:val="eachSect"/>
+          </w:footnotePr>
+          <w:type w:val="continuous"/>
+          <w:pgSz w:w="12240" w:h="15840" w:code="1"/>
+          <w:pgMar w:top="1440" w:right="1440" w:bottom="1440" w:left="1440" w:header="504" w:footer="504" w:gutter="0"/>
+          <w:cols w:space="708"/>
+          <w:titlePg/>
+          <w:docGrid w:linePitch="360"/>
+        </w:sectPr>
+      </w:pPr>
+    </w:p>
+    <w:p>
+      <w:r/>
+    </w:p>
+    <w:p>
+      <w:pPr>
+        <w:pStyle w:val="Heading2"/>
+      </w:pPr>
+      <w:r>
+        <w:t>PRO</w:t>
+      </w:r>
+      <w:r/>
+    </w:p>
+    <w:p>
+      <w:r/>
+      <w:r>
+        <w:rPr>
+          <w:i/>
+        </w:rPr>
+        <w:t>Proverbs 1:1, Proverbs 1:2–3, Proverbs 1:2–7, Proverbs 1:4, Proverbs 1:6, Proverbs 1:7, Proverbs 1:8–19, Proverbs 1:8–9.18, Proverbs 1:9, Proverbs 1:10–19, Proverbs 1:12, Proverbs 1:17–19, Proverbs 1:20–33, Proverbs 1:22, Proverbs 1:23, Proverbs 1:24–27, Proverbs 1:28, Proverbs 1:29–30, Proverbs 1:31, Proverbs 1:33, Proverbs 2:1, Proverbs 2:1–22, Proverbs 2:2–3, Proverbs 2:4, Proverbs 2:5, Proverbs 2:6, Proverbs 2:7–8, Proverbs 2:10, Proverbs 2:12–15, Proverbs 2:16, Proverbs 2:17, Proverbs 2:18–19, Proverbs 2:20–22, Proverbs 3:1, Proverbs 3:1–12, Proverbs 3:2, Proverbs 3:3, Proverbs 3:5–6, Proverbs 3:8, Proverbs 3:9–10, Proverbs 3:11–12, Proverbs 3:13, Proverbs 3:14–15, Proverbs 3:18, Proverbs 3:19–20, Proverbs 3:21–26, Proverbs 3:27–28, Proverbs 3:29, Proverbs 3:30, Proverbs 3:31–32, Proverbs 4:1, Proverbs 4:2, Proverbs 4:3, Proverbs 4:4, Proverbs 4:5, Proverbs 4:6, Proverbs 4:7–8, Proverbs 4:9, Proverbs 4:10, Proverbs 4:10–19, Proverbs 4:11–12, Proverbs 4:16, Proverbs 4:17, Proverbs 4:18–19, Proverbs 4:20–21, Proverbs 4:20–27, Proverbs 4:22, Proverbs 4:23, Proverbs 4:24, Proverbs 5:1–2, Proverbs 5:1–23, Proverbs 5:3–4, Proverbs 5:5–6, Proverbs 5:9–10, Proverbs 5:11, Proverbs 5:15–18, Proverbs 5:19, Proverbs 5:21–23, Proverbs 5:22, Proverbs 5:23, Proverbs 6:1–5, Proverbs 6:3–5, Proverbs 6:6–11, Proverbs 6:10–11, Proverbs 6:12–15, Proverbs 6:13, Proverbs 6:15, Proverbs 6:16–19, Proverbs 6:19, Proverbs 6:20–35, Proverbs 6:24–25, Proverbs 6:26, Proverbs 6:27–29, Proverbs 6:30–31, Proverbs 6:32–35, Proverbs 7:1–27, Proverbs 7:2, Proverbs 7:3, Proverbs 7:4, Proverbs 7:5, Proverbs 7:6–7, Proverbs 7:6–23, Proverbs 7:9, Proverbs 7:10, Proverbs 7:12, Proverbs 7:14, Proverbs 7:16–17, Proverbs 7:18, Proverbs 7:21–23, Proverbs 7:24–27, Proverbs 8:1–2, Proverbs 8:1–9.18, Proverbs 8:2, Proverbs 8:3, Proverbs 8:6–9, Proverbs 8:10–11, Proverbs 8:12, Proverbs 8:13, Proverbs 8:15–16, Proverbs 8:22–25, Proverbs 8:27–29, Proverbs 8:30, Proverbs 8:32–36, Proverbs 8:35–36, Proverbs 9:1, Proverbs 9:1–6, Proverbs 9:2, Proverbs 9:3, Proverbs 9:4, Proverbs 9:6, Proverbs 9:7–9, Proverbs 9:10–12, Proverbs 9:13, Proverbs 9:13–18, Proverbs 9:14, Proverbs 9:17, Proverbs 9:18, Proverbs 10:1, Proverbs 10:1–22.16, Proverbs 10:2, Proverbs 10:3, Proverbs 10:4–5, Proverbs 10:7, Proverbs 10:9, Proverbs 10:10, Proverbs 10:11, Proverbs 10:13, Proverbs 10:15, Proverbs 10:17, Proverbs 10:19, Proverbs 10:20, Proverbs 10:25, Proverbs 10:30, Proverbs 11:1, Proverbs 11:2, Proverbs 11:4, Proverbs 11:10, Proverbs 11:13, Proverbs 11:14, Proverbs 11:15, Proverbs 11:16, Proverbs 11:21, Proverbs 11:22, Proverbs 11:23, Proverbs 11:24–26, Proverbs 11:28, Proverbs 11:31, Proverbs 12:4, Proverbs 12:7, Proverbs 12:8, Proverbs 12:9, Proverbs 12:11, Proverbs 12:12, Proverbs 12:15, Proverbs 12:16, Proverbs 12:17, Proverbs 13:1, Proverbs 13:3, Proverbs 13:7, Proverbs 13:8, Proverbs 13:9, Proverbs 13:17, Proverbs 13:20, Proverbs 13:23, Proverbs 13:24, Proverbs 14:1, Proverbs 14:2, Proverbs 14:3, Proverbs 14:4, Proverbs 14:5, Proverbs 14:9, Proverbs 14:10, Proverbs 14:11, Proverbs 14:12, Proverbs 14:13, Proverbs 14:14, Proverbs 14:17, Proverbs 14:18, Proverbs 14:20, Proverbs 14:21, Proverbs 14:24, Proverbs 14:28, Proverbs 14:29, Proverbs 14:30, Proverbs 14:31, Proverbs 14:32, Proverbs 14:34, Proverbs 15:1, Proverbs 15:2, Proverbs 15:3, Proverbs 15:5, Proverbs 15:6, Proverbs 15:8, Proverbs 15:11, Proverbs 15:12, Proverbs 15:13, Proverbs 15:14, Proverbs 15:15, Proverbs 15:16, Proverbs 15:17, Proverbs 15:18, Proverbs 15:19, Proverbs 15:22, Proverbs 15:24, Proverbs 15:25, Proverbs 15:29, Proverbs 15:30, Proverbs 15:33, Proverbs 16:1, Proverbs 16:2, Proverbs 16:3, Proverbs 16:4, Proverbs 16:5, Proverbs 16:6, Proverbs 16:8, Proverbs 16:10, Proverbs 16:10–15, Proverbs 16:11, Proverbs 16:12–13, Proverbs 16:14–15, Proverbs 16:16, Proverbs 16:18, Proverbs 16:25, Proverbs 16:27–29, Proverbs 16:31, Proverbs 16:32, Proverbs 16:33, Proverbs 17:2, Proverbs 17:3, Proverbs 17:4, Proverbs 17:5, Proverbs 17:6, Proverbs 17:9, Proverbs 17:10, Proverbs 17:11, Proverbs 17:12, Proverbs 17:14, Proverbs 17:18, Proverbs 17:19, Proverbs 17:24, Proverbs 17:25, Proverbs 18:4, Proverbs 18:8, Proverbs 18:10–11, Proverbs 18:12, Proverbs 18:14, Proverbs 18:16, Proverbs 18:17, Proverbs 18:18, Proverbs 18:21, Proverbs 18:23, Proverbs 18:24, Proverbs 19:1, Proverbs 19:2, Proverbs 19:3, Proverbs 19:5, Proverbs 19:8, Proverbs 19:9, Proverbs 19:12, Proverbs 19:13–14, Proverbs 19:16, Proverbs 19:18, Proverbs 19:24, Proverbs 19:25, Proverbs 19:26, Proverbs 20:1, Proverbs 20:2, Proverbs 20:6, Proverbs 20:8, Proverbs 20:9, Proverbs 20:10, Proverbs 20:12, Proverbs 20:13, Proverbs 20:14, Proverbs 20:16, Proverbs 20:19, Proverbs 20:21, Proverbs 20:22, Proverbs 20:23, Proverbs 20:24, Proverbs 20:25, Proverbs 20:26, Proverbs 20:27, Proverbs 20:28, Proverbs 20:30, Proverbs 21:1, Proverbs 21:2, Proverbs 21:3, Proverbs 21:4, Proverbs 21:8, Proverbs 21:9, Proverbs 21:10, Proverbs 21:11, Proverbs 21:12, Proverbs 21:15, Proverbs 21:16, Proverbs 21:17, Proverbs 21:18, Proverbs 21:19, Proverbs 21:20, Proverbs 21:21, Proverbs 21:22, Proverbs 21:24, Proverbs 21:26, Proverbs 21:30–31, Proverbs 22:1, Proverbs 22:2, Proverbs 22:3, Proverbs 22:4, Proverbs 22:5, Proverbs 22:7, Proverbs 22:11, Proverbs 22:12, Proverbs 22:13, Proverbs 22:14, Proverbs 22:15, Proverbs 22:16, Proverbs 22:17–21, Proverbs 22:17–24.22, Proverbs 22:20, Proverbs 22:22–23, Proverbs 22:24–25, Proverbs 22:26–27, Proverbs 22:28, Proverbs 22:29, Proverbs 23:1–3, Proverbs 23:4–5, Proverbs 23:6–8, Proverbs 23:9, Proverbs 23:10–11, Proverbs 23:12, Proverbs 23:13–14, Proverbs 23:15–16, Proverbs 23:17–18, Proverbs 23:19–21, Proverbs 23:22–25, Proverbs 23:26–28, Proverbs 23:29–35, Proverbs 24:1–2, Proverbs 24:3–4, Proverbs 24:5–6, Proverbs 24:7, Proverbs 24:8–9, Proverbs 24:10, Proverbs 24:11–12, Proverbs 24:13–14, Proverbs 24:15–16, Proverbs 24:17–18, Proverbs 24:19–20, Proverbs 24:21–22, Proverbs 24:23–25, Proverbs 24:23–34, Proverbs 24:26, Proverbs 24:27, Proverbs 24:28–29, Proverbs 24:30–34, Proverbs 24:33–34, Proverbs 25:1–29.27, Proverbs 25:2–3, Proverbs 25:4–5, Proverbs 25:6–7, Proverbs 25:7, Proverbs 25:9–10, Proverbs 25:11–12, Proverbs 25:13, Proverbs 25:14, Proverbs 25:16–17, Proverbs 25:18, Proverbs 25:21–22, Proverbs 25:24, Proverbs 25:26, Proverbs 25:27–28, Proverbs 26:1, Proverbs 26:2, Proverbs 26:3, Proverbs 26:4–5, Proverbs 26:7, Proverbs 26:9, Proverbs 26:10, Proverbs 26:11, Proverbs 26:12, Proverbs 26:13–16, Proverbs 26:15, Proverbs 26:17, Proverbs 26:18–19, Proverbs 26:20–21, Proverbs 26:22, Proverbs 26:23–26, Proverbs 26:27, Proverbs 27:1, Proverbs 27:2, Proverbs 27:3, Proverbs 27:4, Proverbs 27:5, Proverbs 27:6, Proverbs 27:7, Proverbs 27:8, Proverbs 27:9, Proverbs 27:10, Proverbs 27:11, Proverbs 27:12, Proverbs 27:13, Proverbs 27:14, Proverbs 27:15, Proverbs 27:17, Proverbs 27:18, Proverbs 27:20, Proverbs 27:21, Proverbs 27:22, Proverbs 27:23–27, Proverbs 28:1, Proverbs 28:2, Proverbs 28:4, Proverbs 28:5, Proverbs 28:6, Proverbs 28:7, Proverbs 28:8, Proverbs 28:9, Proverbs 28:12, Proverbs 28:13, Proverbs 28:15, Proverbs 28:17, Proverbs 28:19, Proverbs 28:20, Proverbs 28:21, Proverbs 28:23, Proverbs 28:24, Proverbs 28:25, Proverbs 28:26, Proverbs 28:28, Proverbs 29:3, Proverbs 29:4, Proverbs 29:5, Proverbs 29:11, Proverbs 29:13, Proverbs 29:15, Proverbs 29:18, Proverbs 29:19, Proverbs 29:23, Proverbs 29:24, Proverbs 29:25, Proverbs 30:1, Proverbs 30:1–3, Proverbs 30:4–6, Proverbs 30:7–9, Proverbs 30:11–14, Proverbs 30:15–16, Proverbs 30:17, Proverbs 30:18–19, Proverbs 30:20, Proverbs 30:21–23, Proverbs 30:24–28, Proverbs 31:1–9, Proverbs 31:2–3, Proverbs 31:4–7, Proverbs 31:8–9, Proverbs 31:10–12, Proverbs 31:10–31, Proverbs 31:13–15, Proverbs 31:16–18, Proverbs 31:19–21, Proverbs 31:22–24, Proverbs 31:25–27, Proverbs 31:28–29, Proverbs 31:30–31</w:t>
+      </w:r>
+      <w:r/>
+    </w:p>
+    <w:p>
+      <w:r/>
+      <w:r>
+        <w:t xml:space="preserve"> </w:t>
+      </w:r>
+      <w:r/>
+      <w:r/>
+    </w:p>
+    <w:p>
+      <w:pPr>
+        <w:sectPr>
           <w:footnotePr>
             <w:numRestart w:val="eachSect"/>
           </w:footnotePr>

--- a/eng/docx/20.content.docx
+++ b/eng/docx/20.content.docx
@@ -166,13 +166,6 @@
       </w:r>
       <w:r>
         <w:rPr>
-          <w:i/>
-          <w:lang w:val="en_US" w:bidi="en_US"/>
-        </w:rPr>
-        <w:t>Proverbs 1:1, Proverbs 1:2–3, Proverbs 1:2–7, Proverbs 1:4, Proverbs 1:6, Proverbs 1:7, Proverbs 1:8–19, Proverbs 1:8–9.18, Proverbs 1:9, Proverbs 1:10–19, Proverbs 1:12, Proverbs 1:17–19, Proverbs 1:20–33, Proverbs 1:22, Proverbs 1:23, Proverbs 1:24–27, Proverbs 1:28, Proverbs 1:29–30, Proverbs 1:31, Proverbs 1:33, Proverbs 2:1, Proverbs 2:1–22, Proverbs 2:2–3, Proverbs 2:4, Proverbs 2:5, Proverbs 2:6, Proverbs 2:7–8, Proverbs 2:10, Proverbs 2:12–15, Proverbs 2:16, Proverbs 2:17, Proverbs 2:18–19, Proverbs 2:20–22, Proverbs 3:1, Proverbs 3:1–12, Proverbs 3:2, Proverbs 3:3, Proverbs 3:5–6, Proverbs 3:8, Proverbs 3:9–10, Proverbs 3:11–12, Proverbs 3:13, Proverbs 3:14–15, Proverbs 3:18, Proverbs 3:19–20, Proverbs 3:21–26, Proverbs 3:27–28, Proverbs 3:29, Proverbs 3:30, Proverbs 3:31–32, Proverbs 4:1, Proverbs 4:2, Proverbs 4:3, Proverbs 4:4, Proverbs 4:5, Proverbs 4:6, Proverbs 4:7–8, Proverbs 4:9, Proverbs 4:10, Proverbs 4:10–19, Proverbs 4:11–12, Proverbs 4:16, Proverbs 4:17, Proverbs 4:18–19, Proverbs 4:20–21, Proverbs 4:20–27, Proverbs 4:22, Proverbs 4:23, Proverbs 4:24, Proverbs 5:1–2, Proverbs 5:1–23, Proverbs 5:3–4, Proverbs 5:5–6, Proverbs 5:9–10, Proverbs 5:11, Proverbs 5:15–18, Proverbs 5:19, Proverbs 5:21–23, Proverbs 5:22, Proverbs 5:23, Proverbs 6:1–5, Proverbs 6:3–5, Proverbs 6:6–11, Proverbs 6:10–11, Proverbs 6:12–15, Proverbs 6:13, Proverbs 6:15, Proverbs 6:16–19, Proverbs 6:19, Proverbs 6:20–35, Proverbs 6:24–25, Proverbs 6:26, Proverbs 6:27–29, Proverbs 6:30–31, Proverbs 6:32–35, Proverbs 7:1–27, Proverbs 7:2, Proverbs 7:3, Proverbs 7:4, Proverbs 7:5, Proverbs 7:6–7, Proverbs 7:6–23, Proverbs 7:9, Proverbs 7:10, Proverbs 7:12, Proverbs 7:14, Proverbs 7:16–17, Proverbs 7:18, Proverbs 7:21–23, Proverbs 7:24–27, Proverbs 8:1–2, Proverbs 8:1–9.18, Proverbs 8:2, Proverbs 8:3, Proverbs 8:6–9, Proverbs 8:10–11, Proverbs 8:12, Proverbs 8:13, Proverbs 8:15–16, Proverbs 8:22–25, Proverbs 8:27–29, Proverbs 8:30, Proverbs 8:32–36, Proverbs 8:35–36, Proverbs 9:1, Proverbs 9:1–6, Proverbs 9:2, Proverbs 9:3, Proverbs 9:4, Proverbs 9:6, Proverbs 9:7–9, Proverbs 9:10–12, Proverbs 9:13, Proverbs 9:13–18, Proverbs 9:14, Proverbs 9:17, Proverbs 9:18, Proverbs 10:1, Proverbs 10:1–22.16, Proverbs 10:2, Proverbs 10:3, Proverbs 10:4–5, Proverbs 10:7, Proverbs 10:9, Proverbs 10:10, Proverbs 10:11, Proverbs 10:13, Proverbs 10:15, Proverbs 10:17, Proverbs 10:19, Proverbs 10:20, Proverbs 10:25, Proverbs 10:30, Proverbs 11:1, Proverbs 11:2, Proverbs 11:4, Proverbs 11:10, Proverbs 11:13, Proverbs 11:14, Proverbs 11:15, Proverbs 11:16, Proverbs 11:21, Proverbs 11:22, Proverbs 11:23, Proverbs 11:24–26, Proverbs 11:28, Proverbs 11:31, Proverbs 12:4, Proverbs 12:7, Proverbs 12:8, Proverbs 12:9, Proverbs 12:11, Proverbs 12:12, Proverbs 12:15, Proverbs 12:16, Proverbs 12:17, Proverbs 13:1, Proverbs 13:3, Proverbs 13:7, Proverbs 13:8, Proverbs 13:9, Proverbs 13:17, Proverbs 13:20, Proverbs 13:23, Proverbs 13:24, Proverbs 14:1, Proverbs 14:2, Proverbs 14:3, Proverbs 14:4, Proverbs 14:5, Proverbs 14:9, Proverbs 14:10, Proverbs 14:11, Proverbs 14:12, Proverbs 14:13, Proverbs 14:14, Proverbs 14:17, Proverbs 14:18, Proverbs 14:20, Proverbs 14:21, Proverbs 14:24, Proverbs 14:28, Proverbs 14:29, Proverbs 14:30, Proverbs 14:31, Proverbs 14:32, Proverbs 14:34, Proverbs 15:1, Proverbs 15:2, Proverbs 15:3, Proverbs 15:5, Proverbs 15:6, Proverbs 15:8, Proverbs 15:11, Proverbs 15:12, Proverbs 15:13, Proverbs 15:14, Proverbs 15:15, Proverbs 15:16, Proverbs 15:17, Proverbs 15:18, Proverbs 15:19, Proverbs 15:22, Proverbs 15:24, Proverbs 15:25, Proverbs 15:29, Proverbs 15:30, Proverbs 15:33, Proverbs 16:1, Proverbs 16:2, Proverbs 16:3, Proverbs 16:4, Proverbs 16:5, Proverbs 16:6, Proverbs 16:8, Proverbs 16:10, Proverbs 16:10–15, Proverbs 16:11, Proverbs 16:12–13, Proverbs 16:14–15, Proverbs 16:16, Proverbs 16:18, Proverbs 16:25, Proverbs 16:27–29, Proverbs 16:31, Proverbs 16:32, Proverbs 16:33, Proverbs 17:2, Proverbs 17:3, Proverbs 17:4, Proverbs 17:5, Proverbs 17:6, Proverbs 17:9, Proverbs 17:10, Proverbs 17:11, Proverbs 17:12, Proverbs 17:14, Proverbs 17:18, Proverbs 17:19, Proverbs 17:24, Proverbs 17:25, Proverbs 18:4, Proverbs 18:8, Proverbs 18:10–11, Proverbs 18:12, Proverbs 18:14, Proverbs 18:16, Proverbs 18:17, Proverbs 18:18, Proverbs 18:21, Proverbs 18:23, Proverbs 18:24, Proverbs 19:1, Proverbs 19:2, Proverbs 19:3, Proverbs 19:5, Proverbs 19:8, Proverbs 19:9, Proverbs 19:12, Proverbs 19:13–14, Proverbs 19:16, Proverbs 19:18, Proverbs 19:24, Proverbs 19:25, Proverbs 19:26, Proverbs 20:1, Proverbs 20:2, Proverbs 20:6, Proverbs 20:8, Proverbs 20:9, Proverbs 20:10, Proverbs 20:12, Proverbs 20:13, Proverbs 20:14, Proverbs 20:16, Proverbs 20:19, Proverbs 20:21, Proverbs 20:22, Proverbs 20:23, Proverbs 20:24, Proverbs 20:25, Proverbs 20:26, Proverbs 20:27, Proverbs 20:28, Proverbs 20:30, Proverbs 21:1, Proverbs 21:2, Proverbs 21:3, Proverbs 21:4, Proverbs 21:8, Proverbs 21:9, Proverbs 21:10, Proverbs 21:11, Proverbs 21:12, Proverbs 21:15, Proverbs 21:16, Proverbs 21:17, Proverbs 21:18, Proverbs 21:19, Proverbs 21:20, Proverbs 21:21, Proverbs 21:22, Proverbs 21:24, Proverbs 21:26, Proverbs 21:30–31, Proverbs 22:1, Proverbs 22:2, Proverbs 22:3, Proverbs 22:4, Proverbs 22:5, Proverbs 22:7, Proverbs 22:11, Proverbs 22:12, Proverbs 22:13, Proverbs 22:14, Proverbs 22:15, Proverbs 22:16, Proverbs 22:17–21, Proverbs 22:17–24.22, Proverbs 22:20, Proverbs 22:22–23, Proverbs 22:24–25, Proverbs 22:26–27, Proverbs 22:28, Proverbs 22:29, Proverbs 23:1–3, Proverbs 23:4–5, Proverbs 23:6–8, Proverbs 23:9, Proverbs 23:10–11, Proverbs 23:12, Proverbs 23:13–14, Proverbs 23:15–16, Proverbs 23:17–18, Proverbs 23:19–21, Proverbs 23:22–25, Proverbs 23:26–28, Proverbs 23:29–35, Proverbs 24:1–2, Proverbs 24:3–4, Proverbs 24:5–6, Proverbs 24:7, Proverbs 24:8–9, Proverbs 24:10, Proverbs 24:11–12, Proverbs 24:13–14, Proverbs 24:15–16, Proverbs 24:17–18, Proverbs 24:19–20, Proverbs 24:21–22, Proverbs 24:23–25, Proverbs 24:23–34, Proverbs 24:26, Proverbs 24:27, Proverbs 24:28–29, Proverbs 24:30–34, Proverbs 24:33–34, Proverbs 25:1–29.27, Proverbs 25:2–3, Proverbs 25:4–5, Proverbs 25:6–7, Proverbs 25:7, Proverbs 25:9–10, Proverbs 25:11–12, Proverbs 25:13, Proverbs 25:14, Proverbs 25:16–17, Proverbs 25:18, Proverbs 25:21–22, Proverbs 25:24, Proverbs 25:26, Proverbs 25:27–28, Proverbs 26:1, Proverbs 26:2, Proverbs 26:3, Proverbs 26:4–5, Proverbs 26:7, Proverbs 26:9, Proverbs 26:10, Proverbs 26:11, Proverbs 26:12, Proverbs 26:13–16, Proverbs 26:15, Proverbs 26:17, Proverbs 26:18–19, Proverbs 26:20–21, Proverbs 26:22, Proverbs 26:23–26, Proverbs 26:27, Proverbs 27:1, Proverbs 27:2, Proverbs 27:3, Proverbs 27:4, Proverbs 27:5, Proverbs 27:6, Proverbs 27:7, Proverbs 27:8, Proverbs 27:9, Proverbs 27:10, Proverbs 27:11, Proverbs 27:12, Proverbs 27:13, Proverbs 27:14, Proverbs 27:15, Proverbs 27:17, Proverbs 27:18, Proverbs 27:20, Proverbs 27:21, Proverbs 27:22, Proverbs 27:23–27, Proverbs 28:1, Proverbs 28:2, Proverbs 28:4, Proverbs 28:5, Proverbs 28:6, Proverbs 28:7, Proverbs 28:8, Proverbs 28:9, Proverbs 28:12, Proverbs 28:13, Proverbs 28:15, Proverbs 28:17, Proverbs 28:19, Proverbs 28:20, Proverbs 28:21, Proverbs 28:23, Proverbs 28:24, Proverbs 28:25, Proverbs 28:26, Proverbs 28:28, Proverbs 29:3, Proverbs 29:4, Proverbs 29:5, Proverbs 29:11, Proverbs 29:13, Proverbs 29:15, Proverbs 29:18, Proverbs 29:19, Proverbs 29:23, Proverbs 29:24, Proverbs 29:25, Proverbs 30:1, Proverbs 30:1–3, Proverbs 30:4–6, Proverbs 30:7–9, Proverbs 30:11–14, Proverbs 30:15–16, Proverbs 30:17, Proverbs 30:18–19, Proverbs 30:20, Proverbs 30:21–23, Proverbs 30:24–28, Proverbs 31:1–9, Proverbs 31:2–3, Proverbs 31:4–7, Proverbs 31:8–9, Proverbs 31:10–12, Proverbs 31:10–31, Proverbs 31:13–15, Proverbs 31:16–18, Proverbs 31:19–21, Proverbs 31:22–24, Proverbs 31:25–27, Proverbs 31:28–29, Proverbs 31:30–31</w:t>
-      </w:r>
-      <w:r>
-        <w:rPr>
           <w:lang w:val="en_US" w:bidi="en_US"/>
         </w:rPr>
       </w:r>
@@ -30556,7 +30549,7 @@
         <w:rPr>
           <w:lang w:val="en_US" w:bidi="en_US"/>
         </w:rPr>
-        <w:t>Saying 28: This saying introduces Jesus's teaching to love our enemies (</w:t>
+        <w:t>Saying 28: This saying introduces the teaching of Jesus to love our enemies (</w:t>
       </w:r>
       <w:hyperlink r:id="rId403">
         <w:r>

--- a/eng/docx/20.content.docx
+++ b/eng/docx/20.content.docx
@@ -150,19 +150,6 @@
           <w:lang w:val="en_US" w:bidi="en_US"/>
         </w:rPr>
         <w:t>PRO</w:t>
-      </w:r>
-      <w:r>
-        <w:rPr>
-          <w:lang w:val="en_US" w:bidi="en_US"/>
-        </w:rPr>
-      </w:r>
-    </w:p>
-    <w:p>
-      <w:pPr/>
-      <w:r>
-        <w:rPr>
-          <w:lang w:val="en_US" w:bidi="en_US"/>
-        </w:rPr>
       </w:r>
       <w:r>
         <w:rPr>

--- a/eng/docx/20.content.docx
+++ b/eng/docx/20.content.docx
@@ -19,7 +19,7 @@
         <w:rPr>
           <w:lang w:val="en_US" w:bidi="en_US"/>
         </w:rPr>
-        <w:t>Resource: Study Notes (Tyndale)</w:t>
+        <w:t>Resource: Tyndale Open Study Notes</w:t>
       </w:r>
       <w:r>
         <w:rPr>
@@ -112,7 +112,7 @@
         <w:rPr>
           <w:lang w:val="en_US" w:bidi="en_US"/>
         </w:rPr>
-        <w:t>Study Notes (Tyndale)</w:t>
+        <w:t>Tyndale Open Study Notes</w:t>
       </w:r>
     </w:p>
     <w:p>

--- a/eng/docx/20.content.docx
+++ b/eng/docx/20.content.docx
@@ -19,7 +19,7 @@
         <w:rPr>
           <w:lang w:val="en_US" w:bidi="en_US"/>
         </w:rPr>
-        <w:t>Resource: Tyndale Open Study Notes</w:t>
+        <w:t>Resource: Aquifer Open Study Notes</w:t>
       </w:r>
       <w:r>
         <w:rPr>
@@ -112,7 +112,7 @@
         <w:rPr>
           <w:lang w:val="en_US" w:bidi="en_US"/>
         </w:rPr>
-        <w:t>Tyndale Open Study Notes</w:t>
+        <w:t>Aquifer Open Study Notes</w:t>
       </w:r>
     </w:p>
     <w:p>
